--- a/DESKTOP.docx
+++ b/DESKTOP.docx
@@ -3211,6 +3211,9 @@
         <w:spacing w:line="360" w:lineRule="auto"/>
       </w:pPr>
       <w:r>
+        <w:rPr>
+          <w:noProof/>
+        </w:rPr>
         <w:drawing>
           <wp:inline distT="0" distB="0" distL="0" distR="0" wp14:anchorId="57E0133D" wp14:editId="166A2AE8">
             <wp:extent cx="2591730" cy="1727200"/>
@@ -3701,6 +3704,9 @@
         <w:spacing w:line="360" w:lineRule="auto"/>
       </w:pPr>
       <w:r>
+        <w:rPr>
+          <w:noProof/>
+        </w:rPr>
         <w:drawing>
           <wp:inline distT="0" distB="0" distL="0" distR="0" wp14:anchorId="0173F77B" wp14:editId="58E9D763">
             <wp:extent cx="2048510" cy="1430867"/>
@@ -4085,6 +4091,9 @@
         <w:spacing w:line="360" w:lineRule="auto"/>
       </w:pPr>
       <w:r>
+        <w:rPr>
+          <w:noProof/>
+        </w:rPr>
         <w:drawing>
           <wp:inline distT="0" distB="0" distL="0" distR="0" wp14:anchorId="6C419A67" wp14:editId="590FBEFD">
             <wp:extent cx="2531533" cy="1431249"/>
@@ -4505,6 +4514,9 @@
         <w:spacing w:line="360" w:lineRule="auto"/>
       </w:pPr>
       <w:r>
+        <w:rPr>
+          <w:noProof/>
+        </w:rPr>
         <w:drawing>
           <wp:inline distT="0" distB="0" distL="0" distR="0" wp14:anchorId="47FAFCAC" wp14:editId="1FFFACB2">
             <wp:extent cx="2633133" cy="1452095"/>
@@ -4553,8 +4565,16 @@
       <w:pPr>
         <w:spacing w:line="360" w:lineRule="auto"/>
       </w:pPr>
+      <w:r>
+        <w:t xml:space="preserve">This is the change I made </w:t>
+      </w:r>
       <w:bookmarkStart w:id="0" w:name="_GoBack"/>
       <w:bookmarkEnd w:id="0"/>
+    </w:p>
+    <w:p>
+      <w:pPr>
+        <w:spacing w:line="360" w:lineRule="auto"/>
+      </w:pPr>
     </w:p>
     <w:p>
       <w:pPr>
